--- a/اتفاقية جيميناي.docx
+++ b/اتفاقية جيميناي.docx
@@ -64,27 +64,34 @@
           <w:rFonts w:hint="cs"/>
           <w:rtl/>
         </w:rPr>
-        <w:t xml:space="preserve">ستقوم بمراجعة هذا النظام الذي تم برمجته </w:t>
+        <w:t>ستقوم بمراجعة هذا النظام الذي تم برمجته بـ (</w:t>
+      </w:r>
+      <w:r>
+        <w:t>Html , CSS , JS</w:t>
       </w:r>
       <w:r>
         <w:rPr>
           <w:rFonts w:hint="cs"/>
           <w:rtl/>
         </w:rPr>
-        <w:t>بـ (</w:t>
-      </w:r>
-      <w:r>
-        <w:t>Html , CSS , JS</w:t>
+        <w:t>)</w:t>
+      </w:r>
+      <w:r>
+        <w:t xml:space="preserve"> </w:t>
       </w:r>
       <w:r>
         <w:rPr>
           <w:rFonts w:hint="cs"/>
           <w:rtl/>
-        </w:rPr>
-        <w:t>)</w:t>
-      </w:r>
-      <w:r>
-        <w:t xml:space="preserve"> </w:t>
+          <w:lang w:bidi="ar-JO"/>
+        </w:rPr>
+        <w:t xml:space="preserve"> و ربما بايثون لاحقاً ، هذا النظام اسمه نظام التاكسي الذكي (</w:t>
+      </w:r>
+      <w:r>
+        <w:rPr>
+          <w:lang w:bidi="ar-JO"/>
+        </w:rPr>
+        <w:t>Smart-Taxi</w:t>
       </w:r>
       <w:r>
         <w:rPr>
@@ -92,37 +99,7 @@
           <w:rtl/>
           <w:lang w:bidi="ar-JO"/>
         </w:rPr>
-        <w:t xml:space="preserve"> و ربما بايثون لاحقاً ، هذا النظام </w:t>
-      </w:r>
-      <w:r>
-        <w:rPr>
-          <w:rFonts w:hint="cs"/>
-          <w:rtl/>
-          <w:lang w:bidi="ar-JO"/>
-        </w:rPr>
-        <w:t>اسمه نظام التاكسي الذكي (</w:t>
-      </w:r>
-      <w:r>
-        <w:rPr>
-          <w:lang w:bidi="ar-JO"/>
-        </w:rPr>
-        <w:t>Smart-Taxi</w:t>
-      </w:r>
-      <w:r>
-        <w:rPr>
-          <w:rFonts w:hint="cs"/>
-          <w:rtl/>
-          <w:lang w:bidi="ar-JO"/>
-        </w:rPr>
-        <w:t xml:space="preserve">) ، و يهدف الى تنظيم عملية تضمين (تأجير) سيارات التاكسي </w:t>
-      </w:r>
-      <w:r>
-        <w:rPr>
-          <w:rFonts w:hint="cs"/>
-          <w:rtl/>
-          <w:lang w:bidi="ar-JO"/>
-        </w:rPr>
-        <w:t>، بحيث يحتوي على المعلومات التالية:</w:t>
+        <w:t>) ، و يهدف الى تنظيم عملية تضمين (تأجير) سيارات التاكسي ، بحيث يحتوي على المعلومات التالية:</w:t>
       </w:r>
     </w:p>
     <w:p>
@@ -206,31 +183,7 @@
           <w:rtl/>
           <w:lang w:bidi="ar-JO"/>
         </w:rPr>
-        <w:t xml:space="preserve">بيانات تسليم و </w:t>
-      </w:r>
-      <w:r>
-        <w:rPr>
-          <w:rFonts w:hint="cs"/>
-          <w:rtl/>
-          <w:lang w:bidi="ar-JO"/>
-        </w:rPr>
-        <w:t>استلام</w:t>
-      </w:r>
-      <w:r>
-        <w:rPr>
-          <w:rFonts w:hint="cs"/>
-          <w:rtl/>
-          <w:lang w:bidi="ar-JO"/>
-        </w:rPr>
-        <w:t xml:space="preserve"> السيارات</w:t>
-      </w:r>
-      <w:r>
-        <w:rPr>
-          <w:rFonts w:hint="cs"/>
-          <w:rtl/>
-          <w:lang w:bidi="ar-JO"/>
-        </w:rPr>
-        <w:t xml:space="preserve"> مع التاريخ.</w:t>
+        <w:t>بيانات تسليم و استلام السيارات مع التاريخ.</w:t>
       </w:r>
     </w:p>
     <w:p>
@@ -272,15 +225,7 @@
           <w:rtl/>
           <w:lang w:bidi="ar-JO"/>
         </w:rPr>
-        <w:t>بيانات الدخل المتوقع (لمقارنته مع الفعلي لاحقاً)</w:t>
-      </w:r>
-      <w:r>
-        <w:rPr>
-          <w:rFonts w:hint="cs"/>
-          <w:rtl/>
-          <w:lang w:bidi="ar-JO"/>
-        </w:rPr>
-        <w:t xml:space="preserve"> ، يتم احتساب الدخل المتوقع بناء على عدد أيام الشهر بدون أيام الجمعة مضروبا في ضمان السيارة في جدول السيارات.</w:t>
+        <w:t>بيانات الدخل المتوقع (لمقارنته مع الفعلي لاحقاً) ، يتم احتساب الدخل المتوقع بناء على عدد أيام الشهر بدون أيام الجمعة مضروبا في ضمان السيارة في جدول السيارات.</w:t>
       </w:r>
     </w:p>
     <w:p>
@@ -301,23 +246,7 @@
           <w:rtl/>
           <w:lang w:bidi="ar-JO"/>
         </w:rPr>
-        <w:t>بيانات مصاريف السيارات</w:t>
-      </w:r>
-      <w:r>
-        <w:rPr>
-          <w:rFonts w:hint="cs"/>
-          <w:rtl/>
-          <w:lang w:bidi="ar-JO"/>
-        </w:rPr>
-        <w:t xml:space="preserve"> و يتم فيها تسجيل الذمم المستحقة للموردين عن مصاريف السيارات</w:t>
-      </w:r>
-      <w:r>
-        <w:rPr>
-          <w:rFonts w:hint="cs"/>
-          <w:rtl/>
-          <w:lang w:bidi="ar-JO"/>
-        </w:rPr>
-        <w:t>.</w:t>
+        <w:t>بيانات مصاريف السيارات و يتم فيها تسجيل الذمم المستحقة للموردين عن مصاريف السيارات.</w:t>
       </w:r>
     </w:p>
     <w:p>
@@ -338,39 +267,7 @@
           <w:rtl/>
           <w:lang w:bidi="ar-JO"/>
         </w:rPr>
-        <w:t xml:space="preserve">بيانات </w:t>
-      </w:r>
-      <w:r>
-        <w:rPr>
-          <w:rFonts w:hint="cs"/>
-          <w:rtl/>
-          <w:lang w:bidi="ar-JO"/>
-        </w:rPr>
-        <w:t xml:space="preserve">أيام العمل ، و هي الأيام التي تكون فيها السيارة نشطة مع سائق نشط </w:t>
-      </w:r>
-      <w:r>
-        <w:rPr>
-          <w:rFonts w:hint="cs"/>
-          <w:rtl/>
-          <w:lang w:bidi="ar-JO"/>
-        </w:rPr>
-        <w:t xml:space="preserve">بحيث يتم تسجيل الذمة على السائق تلقائيا من قبل النظام ، و يتم مطابقة هذه الذمة (يوم بيوم) مع المبالغ المسددة </w:t>
-      </w:r>
-      <w:r>
-        <w:rPr>
-          <w:rFonts w:hint="cs"/>
-          <w:rtl/>
-          <w:lang w:bidi="ar-JO"/>
-        </w:rPr>
-        <w:t>، حتى يمكننا معرفة الأيام الغير مسددة او ما يسمى باللهجة الدارجة (الأيام المكسورة)</w:t>
-      </w:r>
-      <w:r>
-        <w:rPr>
-          <w:rFonts w:hint="cs"/>
-          <w:rtl/>
-          <w:lang w:bidi="ar-JO"/>
-        </w:rPr>
-        <w:t>.</w:t>
+        <w:t>بيانات أيام العمل ، و هي الأيام التي تكون فيها السيارة نشطة مع سائق نشط بحيث يتم تسجيل الذمة على السائق تلقائيا من قبل النظام ، و يتم مطابقة هذه الذمة (يوم بيوم) مع المبالغ المسددة ، حتى يمكننا معرفة الأيام الغير مسددة او ما يسمى باللهجة الدارجة (الأيام المكسورة).</w:t>
       </w:r>
     </w:p>
     <w:p>
@@ -391,15 +288,7 @@
           <w:rtl/>
           <w:lang w:bidi="ar-JO"/>
         </w:rPr>
-        <w:t xml:space="preserve">بيانات المدفوعات (المبالغ المسددة) </w:t>
-      </w:r>
-      <w:r>
-        <w:rPr>
-          <w:rFonts w:hint="cs"/>
-          <w:rtl/>
-          <w:lang w:bidi="ar-JO"/>
-        </w:rPr>
-        <w:t xml:space="preserve">للصيانة </w:t>
+        <w:t xml:space="preserve">بيانات المدفوعات (المبالغ المسددة) للصيانة </w:t>
       </w:r>
       <w:r>
         <w:rPr>
@@ -441,41 +330,32 @@
         </w:numPr>
         <w:bidi/>
         <w:rPr>
+          <w:rtl/>
+          <w:lang w:bidi="ar-JO"/>
+        </w:rPr>
+      </w:pPr>
+      <w:r>
+        <w:rPr>
           <w:rFonts w:hint="cs"/>
           <w:rtl/>
           <w:lang w:bidi="ar-JO"/>
         </w:rPr>
-      </w:pPr>
-      <w:r>
-        <w:rPr>
-          <w:rFonts w:hint="cs"/>
-          <w:rtl/>
+        <w:t>بيانات الموظفين ، و هم نفسهم مستخدمي البرنامج مع كلمات المرور و اليوزر نيم.</w:t>
+      </w:r>
+    </w:p>
+    <w:p>
+      <w:pPr>
+        <w:bidi/>
+        <w:rPr>
+          <w:rtl/>
+        </w:rPr>
+      </w:pPr>
+      <w:r>
+        <w:rPr>
           <w:lang w:bidi="ar-JO"/>
         </w:rPr>
-        <w:t>بيانات الموظفين ، و هم نفسهم مستخدمي البرنامج</w:t>
-      </w:r>
-      <w:r>
-        <w:rPr>
-          <w:rFonts w:hint="cs"/>
-          <w:rtl/>
-          <w:lang w:bidi="ar-JO"/>
-        </w:rPr>
-        <w:t xml:space="preserve"> مع كلمات المرور و اليوزر نيم.</w:t>
-      </w:r>
-    </w:p>
-    <w:p>
-      <w:pPr>
-        <w:bidi/>
-        <w:rPr>
-          <w:rtl/>
-        </w:rPr>
-      </w:pPr>
-      <w:r>
-        <w:rPr>
-          <w:lang w:bidi="ar-JO"/>
-        </w:rPr>
-        <w:pict w14:anchorId="1A5FC179">
-          <v:rect id="_x0000_i1025" style="width:0;height:1.5pt" o:hralign="center" o:hrstd="t" o:hrnoshade="t" o:hr="t" fillcolor="gray" stroked="f"/>
+        <w:pict w14:anchorId="0F8A0EF5">
+          <v:rect id="_x0000_i1033" style="width:0;height:1.5pt" o:hralign="center" o:hrstd="t" o:hrnoshade="t" o:hr="t" fillcolor="gray" stroked="f"/>
         </w:pict>
       </w:r>
     </w:p>
@@ -670,14 +550,7 @@
           <w:rFonts w:hint="cs"/>
           <w:rtl/>
         </w:rPr>
-        <w:t xml:space="preserve"> ، مع إضافة الإشارة اللازمة لجعله تعليق مقبول مبرمجيا</w:t>
-      </w:r>
-      <w:r>
-        <w:rPr>
-          <w:rFonts w:hint="cs"/>
-          <w:rtl/>
-        </w:rPr>
-        <w:t xml:space="preserve"> ، حسب لغة الكود (</w:t>
+        <w:t xml:space="preserve"> ، مع إضافة الإشارة اللازمة لجعله تعليق مقبول مبرمجيا ، حسب لغة الكود (</w:t>
       </w:r>
       <w:r>
         <w:t>html , css , js , py</w:t>
@@ -746,14 +619,7 @@
           <w:rFonts w:hint="cs"/>
           <w:rtl/>
         </w:rPr>
-        <w:t>و</w:t>
-      </w:r>
-      <w:r>
-        <w:rPr>
-          <w:rFonts w:hint="cs"/>
-          <w:rtl/>
-        </w:rPr>
-        <w:t xml:space="preserve"> نهاية</w:t>
+        <w:t>و نهاية</w:t>
       </w:r>
       <w:r>
         <w:rPr>
@@ -1260,8 +1126,8 @@
         <w:rPr>
           <w:lang w:bidi="ar-JO"/>
         </w:rPr>
-        <w:pict w14:anchorId="668DFB1F">
-          <v:rect id="_x0000_i1026" style="width:0;height:1.5pt" o:hralign="center" o:hrstd="t" o:hrnoshade="t" o:hr="t" fillcolor="gray" stroked="f"/>
+        <w:pict w14:anchorId="3E6C7CA9">
+          <v:rect id="_x0000_i1034" style="width:0;height:1.5pt" o:hralign="center" o:hrstd="t" o:hrnoshade="t" o:hr="t" fillcolor="gray" stroked="f"/>
         </w:pict>
       </w:r>
     </w:p>
@@ -1294,8 +1160,8 @@
         <w:rPr>
           <w:lang w:bidi="ar-JO"/>
         </w:rPr>
-        <w:pict w14:anchorId="6FE7CEFE">
-          <v:rect id="_x0000_i1027" style="width:0;height:1.5pt" o:hralign="center" o:hrstd="t" o:hrnoshade="t" o:hr="t" fillcolor="gray" stroked="f"/>
+        <w:pict w14:anchorId="62F726F3">
+          <v:rect id="_x0000_i1035" style="width:0;height:1.5pt" o:hralign="center" o:hrstd="t" o:hrnoshade="t" o:hr="t" fillcolor="gray" stroked="f"/>
         </w:pict>
       </w:r>
     </w:p>
@@ -1378,8 +1244,8 @@
         </w:rPr>
       </w:pPr>
       <w:r>
-        <w:pict w14:anchorId="4118D6C9">
-          <v:rect id="_x0000_i1028" style="width:0;height:1.5pt" o:hralign="center" o:hrstd="t" o:hrnoshade="t" o:hr="t" fillcolor="gray" stroked="f"/>
+        <w:pict w14:anchorId="3E9E2406">
+          <v:rect id="_x0000_i1036" style="width:0;height:1.5pt" o:hralign="center" o:hrstd="t" o:hrnoshade="t" o:hr="t" fillcolor="gray" stroked="f"/>
         </w:pict>
       </w:r>
     </w:p>
@@ -1431,28 +1297,7 @@
           <w:rFonts w:hint="cs"/>
           <w:rtl/>
         </w:rPr>
-        <w:t xml:space="preserve">ستتبع نفس </w:t>
-      </w:r>
-      <w:r>
-        <w:rPr>
-          <w:rFonts w:hint="cs"/>
-          <w:rtl/>
-        </w:rPr>
-        <w:t>اسم الجدول</w:t>
-      </w:r>
-      <w:r>
-        <w:rPr>
-          <w:rFonts w:hint="cs"/>
-          <w:rtl/>
-        </w:rPr>
-        <w:t xml:space="preserve"> بدون </w:t>
-      </w:r>
-      <w:r>
-        <w:rPr>
-          <w:rFonts w:hint="cs"/>
-          <w:rtl/>
-        </w:rPr>
-        <w:t>(</w:t>
+        <w:t>ستتبع نفس اسم الجدول بدون (</w:t>
       </w:r>
       <w:r>
         <w:t>Prefix</w:t>
@@ -6871,14 +6716,7 @@
           <w:rFonts w:hint="cs"/>
           <w:rtl/>
         </w:rPr>
-        <w:t>هذا هو كود قاعدة البيانات ، لا يحتوي على كل الجداول المطلوبة ، سنقوم بإنش</w:t>
-      </w:r>
-      <w:r>
-        <w:rPr>
-          <w:rFonts w:hint="cs"/>
-          <w:rtl/>
-        </w:rPr>
-        <w:t>ائها لاحقا.</w:t>
+        <w:t>هذا هو كود قاعدة البيانات ، لا يحتوي على كل الجداول المطلوبة ، سنقوم بإنشائها لاحقا.</w:t>
       </w:r>
       <w:r>
         <w:rPr>
@@ -10033,6 +9871,20 @@
           <w:rtl/>
         </w:rPr>
         <w:t xml:space="preserve">ستقرر انت ما يلزمنا من جداول و تخبرني بها قبل انشائها او كتابة الكود </w:t>
+      </w:r>
+    </w:p>
+    <w:p>
+      <w:pPr>
+        <w:rPr>
+          <w:rtl/>
+        </w:rPr>
+      </w:pPr>
+      <w:r>
+        <w:rPr>
+          <w:rFonts w:hint="cs"/>
+          <w:rtl/>
+        </w:rPr>
+        <w:t xml:space="preserve"> </w:t>
       </w:r>
     </w:p>
     <w:sectPr>
@@ -10065,7 +9917,7 @@
 
 <file path=word/commentsExtended.xml><?xml version="1.0" encoding="utf-8"?>
 <w15:commentsEx xmlns:wpc="http://schemas.microsoft.com/office/word/2010/wordprocessingCanvas" xmlns:cx="http://schemas.microsoft.com/office/drawing/2014/chartex" xmlns:cx1="http://schemas.microsoft.com/office/drawing/2015/9/8/chartex" xmlns:cx2="http://schemas.microsoft.com/office/drawing/2015/10/21/chartex" xmlns:cx3="http://schemas.microsoft.com/office/drawing/2016/5/9/chartex" xmlns:cx4="http://schemas.microsoft.com/office/drawing/2016/5/10/chartex" xmlns:cx5="http://schemas.microsoft.com/office/drawing/2016/5/11/chartex" xmlns:cx6="http://schemas.microsoft.com/office/drawing/2016/5/12/chartex" xmlns:cx7="http://schemas.microsoft.com/office/drawing/2016/5/13/chartex" xmlns:cx8="http://schemas.microsoft.com/office/drawing/2016/5/14/chartex" xmlns:mc="http://schemas.openxmlformats.org/markup-compatibility/2006" xmlns:aink="http://schemas.microsoft.com/office/drawing/2016/ink" xmlns:am3d="http://schemas.microsoft.com/office/drawing/2017/model3d" xmlns:o="urn:schemas-microsoft-com:office:office" xmlns:oel="http://schemas.microsoft.com/office/2019/extlst" xmlns:r="http://schemas.openxmlformats.org/officeDocument/2006/relationships" xmlns:m="http://schemas.openxmlformats.org/officeDocument/2006/math" xmlns:v="urn:schemas-microsoft-com:vml" xmlns:wp14="http://schemas.microsoft.com/office/word/2010/wordprocessingDrawing" xmlns:wp="http://schemas.openxmlformats.org/drawingml/2006/wordprocessingDrawing" xmlns:w10="urn:schemas-microsoft-com:office:word" xmlns:w="http://schemas.openxmlformats.org/wordprocessingml/2006/main" xmlns:w14="http://schemas.microsoft.com/office/word/2010/wordml" xmlns:w15="http://schemas.microsoft.com/office/word/2012/wordml" xmlns:w16cex="http://schemas.microsoft.com/office/word/2018/wordml/cex" xmlns:w16cid="http://schemas.microsoft.com/office/word/2016/wordml/cid" xmlns:w16="http://schemas.microsoft.com/office/word/2018/wordml" xmlns:w16du="http://schemas.microsoft.com/office/word/2023/wordml/word16du" xmlns:w16sdtdh="http://schemas.microsoft.com/office/word/2020/wordml/sdtdatahash" xmlns:w16sdtfl="http://schemas.microsoft.com/office/word/2024/wordml/sdtformatlock" xmlns:w16se="http://schemas.microsoft.com/office/word/2015/wordml/symex" xmlns:wpg="http://schemas.microsoft.com/office/word/2010/wordprocessingGroup" xmlns:wpi="http://schemas.microsoft.com/office/word/2010/wordprocessingInk" xmlns:wne="http://schemas.microsoft.com/office/word/2006/wordml" xmlns:wps="http://schemas.microsoft.com/office/word/2010/wordprocessingShape" mc:Ignorable="w14 w15 w16se w16cid w16 w16cex w16sdtdh w16sdtfl w16du wp14">
-  <w15:commentEx w15:paraId="1CC78BD0" w15:done="0"/>
+  <w15:commentEx w15:paraId="01DFAE7F" w15:done="0"/>
 </w15:commentsEx>
 </file>
 
@@ -10077,7 +9929,7 @@
 
 <file path=word/commentsIds.xml><?xml version="1.0" encoding="utf-8"?>
 <w16cid:commentsIds xmlns:wpc="http://schemas.microsoft.com/office/word/2010/wordprocessingCanvas" xmlns:cx="http://schemas.microsoft.com/office/drawing/2014/chartex" xmlns:cx1="http://schemas.microsoft.com/office/drawing/2015/9/8/chartex" xmlns:cx2="http://schemas.microsoft.com/office/drawing/2015/10/21/chartex" xmlns:cx3="http://schemas.microsoft.com/office/drawing/2016/5/9/chartex" xmlns:cx4="http://schemas.microsoft.com/office/drawing/2016/5/10/chartex" xmlns:cx5="http://schemas.microsoft.com/office/drawing/2016/5/11/chartex" xmlns:cx6="http://schemas.microsoft.com/office/drawing/2016/5/12/chartex" xmlns:cx7="http://schemas.microsoft.com/office/drawing/2016/5/13/chartex" xmlns:cx8="http://schemas.microsoft.com/office/drawing/2016/5/14/chartex" xmlns:mc="http://schemas.openxmlformats.org/markup-compatibility/2006" xmlns:aink="http://schemas.microsoft.com/office/drawing/2016/ink" xmlns:am3d="http://schemas.microsoft.com/office/drawing/2017/model3d" xmlns:o="urn:schemas-microsoft-com:office:office" xmlns:oel="http://schemas.microsoft.com/office/2019/extlst" xmlns:r="http://schemas.openxmlformats.org/officeDocument/2006/relationships" xmlns:m="http://schemas.openxmlformats.org/officeDocument/2006/math" xmlns:v="urn:schemas-microsoft-com:vml" xmlns:wp14="http://schemas.microsoft.com/office/word/2010/wordprocessingDrawing" xmlns:wp="http://schemas.openxmlformats.org/drawingml/2006/wordprocessingDrawing" xmlns:w10="urn:schemas-microsoft-com:office:word" xmlns:w="http://schemas.openxmlformats.org/wordprocessingml/2006/main" xmlns:w14="http://schemas.microsoft.com/office/word/2010/wordml" xmlns:w15="http://schemas.microsoft.com/office/word/2012/wordml" xmlns:w16cex="http://schemas.microsoft.com/office/word/2018/wordml/cex" xmlns:w16cid="http://schemas.microsoft.com/office/word/2016/wordml/cid" xmlns:w16="http://schemas.microsoft.com/office/word/2018/wordml" xmlns:w16du="http://schemas.microsoft.com/office/word/2023/wordml/word16du" xmlns:w16sdtdh="http://schemas.microsoft.com/office/word/2020/wordml/sdtdatahash" xmlns:w16sdtfl="http://schemas.microsoft.com/office/word/2024/wordml/sdtformatlock" xmlns:w16se="http://schemas.microsoft.com/office/word/2015/wordml/symex" xmlns:wpg="http://schemas.microsoft.com/office/word/2010/wordprocessingGroup" xmlns:wpi="http://schemas.microsoft.com/office/word/2010/wordprocessingInk" xmlns:wne="http://schemas.microsoft.com/office/word/2006/wordml" xmlns:wps="http://schemas.microsoft.com/office/word/2010/wordprocessingShape" mc:Ignorable="w14 w15 w16se w16cid w16 w16cex w16sdtdh w16sdtfl w16du wp14">
-  <w16cid:commentId w16cid:paraId="1CC78BD0" w16cid:durableId="579D9672"/>
+  <w16cid:commentId w16cid:paraId="01DFAE7F" w16cid:durableId="579D9672"/>
 </w16cid:commentsIds>
 </file>
 
